--- a/document-templates/content-creator/04_Proof_of_Funds_ContentCreator_TEMPLATE.docx
+++ b/document-templates/content-creator/04_Proof_of_Funds_ContentCreator_TEMPLATE.docx
@@ -11,6 +11,8 @@
           <w:rFonts w:ascii="Arial" w:cs="Arial" w:eastAsia="Arial" w:hAnsi="Arial"/>
           <w:b/>
           <w:bCs/>
+          <w:color w:val="1F3864"/>
+          <w:sz w:val="32"/>
         </w:rPr>
         <w:t xml:space="preserve">Template 04 — Proof of Funds — Content Creator / Influencer</w:t>
       </w:r>
@@ -33,6 +35,9 @@
       <w:r>
         <w:rPr>
           <w:rFonts w:ascii="Arial" w:cs="Arial" w:eastAsia="Arial" w:hAnsi="Arial"/>
+          <w:b/>
+          <w:color w:val="1F3864"/>
+          <w:sz w:val="26"/>
         </w:rPr>
         <w:t xml:space="preserve">Evidence you MUST attach (final page of this document)</w:t>
       </w:r>
@@ -100,6 +105,9 @@
       <w:r>
         <w:rPr>
           <w:rFonts w:ascii="Arial" w:cs="Arial" w:eastAsia="Arial" w:hAnsi="Arial"/>
+          <w:b/>
+          <w:color w:val="1F3864"/>
+          <w:sz w:val="26"/>
         </w:rPr>
         <w:t xml:space="preserve">Source documents you’ll need to fill this in</w:t>
       </w:r>
@@ -156,6 +164,9 @@
       <w:r>
         <w:rPr>
           <w:rFonts w:ascii="Arial" w:cs="Arial" w:eastAsia="Arial" w:hAnsi="Arial"/>
+          <w:b/>
+          <w:color w:val="1F3864"/>
+          <w:sz w:val="26"/>
         </w:rPr>
         <w:t xml:space="preserve">How to use this template</w:t>
       </w:r>
@@ -354,6 +365,8 @@
           <w:rFonts w:ascii="Arial" w:cs="Arial" w:eastAsia="Arial" w:hAnsi="Arial"/>
           <w:b/>
           <w:bCs/>
+          <w:color w:val="1F3864"/>
+          <w:sz w:val="32"/>
         </w:rPr>
         <w:t xml:space="preserve">Proof of Funds</w:t>
       </w:r>
@@ -386,6 +399,9 @@
       <w:r>
         <w:rPr>
           <w:rFonts w:ascii="Arial" w:cs="Arial" w:eastAsia="Arial" w:hAnsi="Arial"/>
+          <w:b/>
+          <w:color w:val="1F3864"/>
+          <w:sz w:val="26"/>
         </w:rPr>
         <w:t xml:space="preserve">Applicant</w:t>
       </w:r>
@@ -615,6 +631,9 @@
       <w:r>
         <w:rPr>
           <w:rFonts w:ascii="Arial" w:cs="Arial" w:eastAsia="Arial" w:hAnsi="Arial"/>
+          <w:b/>
+          <w:color w:val="1F3864"/>
+          <w:sz w:val="26"/>
         </w:rPr>
         <w:t xml:space="preserve">Section A — Personal Funds</w:t>
       </w:r>
@@ -894,6 +913,9 @@
       <w:r>
         <w:rPr>
           <w:rFonts w:ascii="Arial" w:cs="Arial" w:eastAsia="Arial" w:hAnsi="Arial"/>
+          <w:b/>
+          <w:color w:val="1F3864"/>
+          <w:sz w:val="26"/>
         </w:rPr>
         <w:t xml:space="preserve">Section B — Creator Income</w:t>
       </w:r>
@@ -1469,6 +1491,9 @@
       <w:r>
         <w:rPr>
           <w:rFonts w:ascii="Arial" w:cs="Arial" w:eastAsia="Arial" w:hAnsi="Arial"/>
+          <w:b/>
+          <w:color w:val="1F3864"/>
+          <w:sz w:val="26"/>
         </w:rPr>
         <w:t xml:space="preserve">Funds Summary</w:t>
       </w:r>
@@ -1840,6 +1865,9 @@
       <w:r>
         <w:rPr>
           <w:rFonts w:ascii="Arial" w:cs="Arial" w:eastAsia="Arial" w:hAnsi="Arial"/>
+          <w:b/>
+          <w:color w:val="1F3864"/>
+          <w:sz w:val="26"/>
         </w:rPr>
         <w:t xml:space="preserve">Declaration</w:t>
       </w:r>
@@ -1929,6 +1957,8 @@
           <w:rFonts w:ascii="Arial" w:cs="Arial" w:eastAsia="Arial" w:hAnsi="Arial"/>
           <w:b/>
           <w:bCs/>
+          <w:color w:val="1F3864"/>
+          <w:sz w:val="32"/>
         </w:rPr>
         <w:t xml:space="preserve">Attachments</w:t>
       </w:r>

--- a/document-templates/content-creator/04_Proof_of_Funds_ContentCreator_TEMPLATE.docx
+++ b/document-templates/content-creator/04_Proof_of_Funds_ContentCreator_TEMPLATE.docx
@@ -124,7 +124,7 @@
         <w:rPr>
           <w:rFonts w:ascii="Arial" w:cs="Arial" w:eastAsia="Arial" w:hAnsi="Arial"/>
         </w:rPr>
-        <w:t xml:space="preserve">3-6 months personal bank statements</w:t>
+        <w:t>Bank statement covering the last 3 months, ending balance ≥ 500,000 THB (official requirement)</w:t>
       </w:r>
     </w:p>
     <w:p>
